--- a/CMA_Summaries_B4_Ch03.docx
+++ b/CMA_Summaries_B4_Ch03.docx
@@ -1036,7 +1036,7 @@
                 <w:sz w:val="16"/>
                 <w:szCs w:val="16"/>
               </w:rPr>
-              <w:t xml:space="preserve">storekeeper   ·   Authorization separated from custody of cash   ·   Custody separated from recording and reconciliation   ·   control activity   ·   Authorization separated from recording   ·   programmer</w:t>
+              <w:t xml:space="preserve">storekeeper   ·   Authorization separated from custody of cash   ·   Custody separated from recording and reconciliation   ·   employee   ·   Authorization separated from recording   ·   programmer</w:t>
             </w:r>
           </w:p>
         </w:tc>
@@ -1385,7 +1385,7 @@
                 <w:sz w:val="16"/>
                 <w:szCs w:val="16"/>
               </w:rPr>
-              <w:t xml:space="preserve">التفويض   ·   custody   ·   authorization</w:t>
+              <w:t xml:space="preserve">الحيازة   ·   custody   ·   authorization</w:t>
             </w:r>
           </w:p>
         </w:tc>
@@ -2519,505 +2519,6 @@
       </w:tr>
     </w:tbl>
     <w:p/>
-    <w:tbl>
-      <w:tblPr>
-        <w:tblW w:type="pct" w:w="100%"/>
-        <w:tblLayout w:type="fixed"/>
-        <w:tblBorders>
-          <w:top w:val="single" w:color="353A7C" w:sz="6"/>
-          <w:left w:val="single" w:color="353A7C" w:sz="6"/>
-          <w:bottom w:val="single" w:color="353A7C" w:sz="6"/>
-          <w:right w:val="single" w:color="353A7C" w:sz="6"/>
-          <w:insideH w:val="single" w:color="353A7C" w:sz="6"/>
-          <w:insideV w:val="single" w:color="353A7C" w:sz="6"/>
-        </w:tblBorders>
-      </w:tblPr>
-      <w:tblGrid>
-        <w:gridCol w:w="2514"/>
-        <w:gridCol w:w="3020"/>
-        <w:gridCol w:w="4066"/>
-      </w:tblGrid>
-      <w:tr>
-        <w:tc>
-          <w:tcPr>
-            <w:tcW w:type="pct" w:w="5000"/>
-            <w:gridSpan w:val="3"/>
-            <w:shd w:fill="353A7C" w:val="clear"/>
-            <w:tcMar>
-              <w:top w:type="dxa" w:w="60"/>
-              <w:left w:type="dxa" w:w="120"/>
-              <w:bottom w:type="dxa" w:w="60"/>
-              <w:right w:type="dxa" w:w="120"/>
-            </w:tcMar>
-          </w:tcPr>
-          <w:p>
-            <w:pPr>
-              <w:spacing w:before="40" w:after="40"/>
-            </w:pPr>
-            <w:r>
-              <w:rPr>
-                <w:b/>
-                <w:bCs/>
-                <w:color w:val="FFFFFF"/>
-                <w:sz w:val="17"/>
-                <w:szCs w:val="17"/>
-              </w:rPr>
-              <w:t xml:space="preserve">The four functional responsibilities</w:t>
-            </w:r>
-          </w:p>
-        </w:tc>
-      </w:tr>
-      <w:tr>
-        <w:tc>
-          <w:tcPr>
-            <w:tcW w:type="pct" w:w="1309"/>
-            <w:shd w:fill="353A7C" w:val="clear"/>
-            <w:tcMar>
-              <w:top w:type="dxa" w:w="50"/>
-              <w:left w:type="dxa" w:w="110"/>
-              <w:bottom w:type="dxa" w:w="50"/>
-              <w:right w:type="dxa" w:w="110"/>
-            </w:tcMar>
-          </w:tcPr>
-          <w:p>
-            <w:pPr>
-              <w:spacing w:before="30" w:after="30"/>
-            </w:pPr>
-            <w:r>
-              <w:rPr>
-                <w:b/>
-                <w:bCs/>
-                <w:color w:val="FFFFFF"/>
-                <w:sz w:val="15"/>
-                <w:szCs w:val="15"/>
-              </w:rPr>
-              <w:t xml:space="preserve">Functional responsibility (E.1.j)</w:t>
-            </w:r>
-          </w:p>
-        </w:tc>
-        <w:tc>
-          <w:tcPr>
-            <w:tcW w:type="pct" w:w="1573"/>
-            <w:shd w:fill="353A7C" w:val="clear"/>
-            <w:tcMar>
-              <w:top w:type="dxa" w:w="50"/>
-              <w:left w:type="dxa" w:w="110"/>
-              <w:bottom w:type="dxa" w:w="50"/>
-              <w:right w:type="dxa" w:w="110"/>
-            </w:tcMar>
-          </w:tcPr>
-          <w:p>
-            <w:pPr>
-              <w:spacing w:before="30" w:after="30"/>
-            </w:pPr>
-            <w:r>
-              <w:rPr>
-                <w:b/>
-                <w:bCs/>
-                <w:color w:val="FFFFFF"/>
-                <w:sz w:val="15"/>
-                <w:szCs w:val="15"/>
-              </w:rPr>
-              <w:t xml:space="preserve">What it means</w:t>
-            </w:r>
-          </w:p>
-        </w:tc>
-        <w:tc>
-          <w:tcPr>
-            <w:tcW w:type="pct" w:w="2118"/>
-            <w:shd w:fill="353A7C" w:val="clear"/>
-            <w:tcMar>
-              <w:top w:type="dxa" w:w="50"/>
-              <w:left w:type="dxa" w:w="110"/>
-              <w:bottom w:type="dxa" w:w="50"/>
-              <w:right w:type="dxa" w:w="110"/>
-            </w:tcMar>
-          </w:tcPr>
-          <w:p>
-            <w:pPr>
-              <w:spacing w:before="30" w:after="30"/>
-            </w:pPr>
-            <w:r>
-              <w:rPr>
-                <w:b/>
-                <w:bCs/>
-                <w:color w:val="FFFFFF"/>
-                <w:sz w:val="15"/>
-                <w:szCs w:val="15"/>
-              </w:rPr>
-              <w:t xml:space="preserve">At Orontes</w:t>
-            </w:r>
-          </w:p>
-        </w:tc>
-      </w:tr>
-      <w:tr>
-        <w:tc>
-          <w:tcPr>
-            <w:tcW w:type="pct" w:w="1309"/>
-            <w:tcMar>
-              <w:top w:type="dxa" w:w="50"/>
-              <w:left w:type="dxa" w:w="110"/>
-              <w:bottom w:type="dxa" w:w="50"/>
-              <w:right w:type="dxa" w:w="110"/>
-            </w:tcMar>
-          </w:tcPr>
-          <w:p>
-            <w:pPr>
-              <w:spacing w:before="28" w:after="28"/>
-            </w:pPr>
-            <w:r>
-              <w:rPr>
-                <w:sz w:val="15"/>
-                <w:szCs w:val="15"/>
-              </w:rPr>
-              <w:t xml:space="preserve">Authority to execute transactions</w:t>
-            </w:r>
-          </w:p>
-        </w:tc>
-        <w:tc>
-          <w:tcPr>
-            <w:tcW w:type="pct" w:w="1573"/>
-            <w:shd w:fill="FFFFFF" w:val="clear"/>
-            <w:tcMar>
-              <w:top w:type="dxa" w:w="50"/>
-              <w:left w:type="dxa" w:w="110"/>
-              <w:bottom w:type="dxa" w:w="50"/>
-              <w:right w:type="dxa" w:w="110"/>
-            </w:tcMar>
-          </w:tcPr>
-          <w:p>
-            <w:pPr>
-              <w:spacing w:before="46" w:after="46"/>
-            </w:pPr>
-            <w:r>
-              <w:rPr>
-                <w:b/>
-                <w:bCs/>
-                <w:color w:val="8186EF"/>
-                <w:sz w:val="14"/>
-                <w:szCs w:val="14"/>
-              </w:rPr>
-              <w:t xml:space="preserve">(3)</w:t>
-            </w:r>
-          </w:p>
-        </w:tc>
-        <w:tc>
-          <w:tcPr>
-            <w:tcW w:type="pct" w:w="2118"/>
-            <w:tcMar>
-              <w:top w:type="dxa" w:w="50"/>
-              <w:left w:type="dxa" w:w="110"/>
-              <w:bottom w:type="dxa" w:w="50"/>
-              <w:right w:type="dxa" w:w="110"/>
-            </w:tcMar>
-          </w:tcPr>
-          <w:p>
-            <w:pPr>
-              <w:spacing w:before="28" w:after="28"/>
-            </w:pPr>
-            <w:r>
-              <w:rPr>
-                <w:sz w:val="15"/>
-                <w:szCs w:val="15"/>
-              </w:rPr>
-              <w:t xml:space="preserve">The purchasing manager approves a new supplier</w:t>
-            </w:r>
-          </w:p>
-        </w:tc>
-      </w:tr>
-      <w:tr>
-        <w:tc>
-          <w:tcPr>
-            <w:tcW w:type="pct" w:w="1309"/>
-            <w:shd w:fill="FBFAF6" w:val="clear"/>
-            <w:tcMar>
-              <w:top w:type="dxa" w:w="50"/>
-              <w:left w:type="dxa" w:w="110"/>
-              <w:bottom w:type="dxa" w:w="50"/>
-              <w:right w:type="dxa" w:w="110"/>
-            </w:tcMar>
-          </w:tcPr>
-          <w:p>
-            <w:pPr>
-              <w:spacing w:before="28" w:after="28"/>
-            </w:pPr>
-            <w:r>
-              <w:rPr>
-                <w:sz w:val="15"/>
-                <w:szCs w:val="15"/>
-              </w:rPr>
-              <w:t xml:space="preserve">Recording transactions</w:t>
-            </w:r>
-          </w:p>
-        </w:tc>
-        <w:tc>
-          <w:tcPr>
-            <w:tcW w:type="pct" w:w="1573"/>
-            <w:shd w:fill="FFFFFF" w:val="clear"/>
-            <w:tcMar>
-              <w:top w:type="dxa" w:w="50"/>
-              <w:left w:type="dxa" w:w="110"/>
-              <w:bottom w:type="dxa" w:w="50"/>
-              <w:right w:type="dxa" w:w="110"/>
-            </w:tcMar>
-          </w:tcPr>
-          <w:p>
-            <w:pPr>
-              <w:spacing w:before="46" w:after="46"/>
-            </w:pPr>
-            <w:r>
-              <w:rPr>
-                <w:b/>
-                <w:bCs/>
-                <w:color w:val="8186EF"/>
-                <w:sz w:val="14"/>
-                <w:szCs w:val="14"/>
-              </w:rPr>
-              <w:t xml:space="preserve">(4)</w:t>
-            </w:r>
-          </w:p>
-        </w:tc>
-        <w:tc>
-          <w:tcPr>
-            <w:tcW w:type="pct" w:w="2118"/>
-            <w:shd w:fill="FBFAF6" w:val="clear"/>
-            <w:tcMar>
-              <w:top w:type="dxa" w:w="50"/>
-              <w:left w:type="dxa" w:w="110"/>
-              <w:bottom w:type="dxa" w:w="50"/>
-              <w:right w:type="dxa" w:w="110"/>
-            </w:tcMar>
-          </w:tcPr>
-          <w:p>
-            <w:pPr>
-              <w:spacing w:before="28" w:after="28"/>
-            </w:pPr>
-            <w:r>
-              <w:rPr>
-                <w:sz w:val="15"/>
-                <w:szCs w:val="15"/>
-              </w:rPr>
-              <w:t xml:space="preserve">The accounts clerk posts the invoice</w:t>
-            </w:r>
-          </w:p>
-        </w:tc>
-      </w:tr>
-      <w:tr>
-        <w:tc>
-          <w:tcPr>
-            <w:tcW w:type="pct" w:w="1309"/>
-            <w:tcMar>
-              <w:top w:type="dxa" w:w="50"/>
-              <w:left w:type="dxa" w:w="110"/>
-              <w:bottom w:type="dxa" w:w="50"/>
-              <w:right w:type="dxa" w:w="110"/>
-            </w:tcMar>
-          </w:tcPr>
-          <w:p>
-            <w:pPr>
-              <w:spacing w:before="28" w:after="28"/>
-            </w:pPr>
-            <w:r>
-              <w:rPr>
-                <w:sz w:val="15"/>
-                <w:szCs w:val="15"/>
-              </w:rPr>
-              <w:t xml:space="preserve">Custody of assets</w:t>
-            </w:r>
-          </w:p>
-        </w:tc>
-        <w:tc>
-          <w:tcPr>
-            <w:tcW w:type="pct" w:w="1573"/>
-            <w:shd w:fill="FFFFFF" w:val="clear"/>
-            <w:tcMar>
-              <w:top w:type="dxa" w:w="50"/>
-              <w:left w:type="dxa" w:w="110"/>
-              <w:bottom w:type="dxa" w:w="50"/>
-              <w:right w:type="dxa" w:w="110"/>
-            </w:tcMar>
-          </w:tcPr>
-          <w:p>
-            <w:pPr>
-              <w:spacing w:before="46" w:after="46"/>
-            </w:pPr>
-            <w:r>
-              <w:rPr>
-                <w:b/>
-                <w:bCs/>
-                <w:color w:val="8186EF"/>
-                <w:sz w:val="14"/>
-                <w:szCs w:val="14"/>
-              </w:rPr>
-              <w:t xml:space="preserve">(5)</w:t>
-            </w:r>
-          </w:p>
-        </w:tc>
-        <w:tc>
-          <w:tcPr>
-            <w:tcW w:type="pct" w:w="2118"/>
-            <w:tcMar>
-              <w:top w:type="dxa" w:w="50"/>
-              <w:left w:type="dxa" w:w="110"/>
-              <w:bottom w:type="dxa" w:w="50"/>
-              <w:right w:type="dxa" w:w="110"/>
-            </w:tcMar>
-          </w:tcPr>
-          <w:p>
-            <w:pPr>
-              <w:spacing w:before="28" w:after="28"/>
-            </w:pPr>
-            <w:r>
-              <w:rPr>
-                <w:sz w:val="15"/>
-                <w:szCs w:val="15"/>
-              </w:rPr>
-              <w:t xml:space="preserve">The cashier holds the cash; the storekeeper holds the stock</w:t>
-            </w:r>
-          </w:p>
-        </w:tc>
-      </w:tr>
-      <w:tr>
-        <w:tc>
-          <w:tcPr>
-            <w:tcW w:type="pct" w:w="1309"/>
-            <w:shd w:fill="FBFAF6" w:val="clear"/>
-            <w:tcMar>
-              <w:top w:type="dxa" w:w="50"/>
-              <w:left w:type="dxa" w:w="110"/>
-              <w:bottom w:type="dxa" w:w="50"/>
-              <w:right w:type="dxa" w:w="110"/>
-            </w:tcMar>
-          </w:tcPr>
-          <w:p>
-            <w:pPr>
-              <w:spacing w:before="28" w:after="28"/>
-            </w:pPr>
-            <w:r>
-              <w:rPr>
-                <w:sz w:val="15"/>
-                <w:szCs w:val="15"/>
-              </w:rPr>
-              <w:t xml:space="preserve">Periodic reconciliation</w:t>
-            </w:r>
-          </w:p>
-        </w:tc>
-        <w:tc>
-          <w:tcPr>
-            <w:tcW w:type="pct" w:w="1573"/>
-            <w:shd w:fill="FBFAF6" w:val="clear"/>
-            <w:tcMar>
-              <w:top w:type="dxa" w:w="50"/>
-              <w:left w:type="dxa" w:w="110"/>
-              <w:bottom w:type="dxa" w:w="50"/>
-              <w:right w:type="dxa" w:w="110"/>
-            </w:tcMar>
-          </w:tcPr>
-          <w:p>
-            <w:pPr>
-              <w:spacing w:before="28" w:after="28"/>
-            </w:pPr>
-            <w:r>
-              <w:rPr>
-                <w:sz w:val="15"/>
-                <w:szCs w:val="15"/>
-              </w:rPr>
-              <w:t xml:space="preserve">Comparing the records with the assets actually there</w:t>
-            </w:r>
-          </w:p>
-        </w:tc>
-        <w:tc>
-          <w:tcPr>
-            <w:tcW w:type="pct" w:w="2118"/>
-            <w:shd w:fill="FFFFFF" w:val="clear"/>
-            <w:tcMar>
-              <w:top w:type="dxa" w:w="50"/>
-              <w:left w:type="dxa" w:w="110"/>
-              <w:bottom w:type="dxa" w:w="50"/>
-              <w:right w:type="dxa" w:w="110"/>
-            </w:tcMar>
-          </w:tcPr>
-          <w:p>
-            <w:pPr>
-              <w:spacing w:before="46" w:after="46"/>
-            </w:pPr>
-            <w:r>
-              <w:rPr>
-                <w:b/>
-                <w:bCs/>
-                <w:color w:val="8186EF"/>
-                <w:sz w:val="14"/>
-                <w:szCs w:val="14"/>
-              </w:rPr>
-              <w:t xml:space="preserve">(6)</w:t>
-            </w:r>
-          </w:p>
-        </w:tc>
-      </w:tr>
-    </w:tbl>
-    <w:p/>
-    <w:tbl>
-      <w:tblPr>
-        <w:tblW w:type="pct" w:w="100%"/>
-        <w:tblLayout w:type="fixed"/>
-        <w:tblBorders>
-          <w:top w:val="single" w:color="FBFAF6" w:sz="4"/>
-          <w:left w:val="single" w:color="FBFAF6" w:sz="4"/>
-          <w:bottom w:val="single" w:color="FBFAF6" w:sz="4"/>
-          <w:right w:val="single" w:color="FBFAF6" w:sz="4"/>
-          <w:insideH w:val="single" w:color="FBFAF6" w:sz="4"/>
-          <w:insideV w:val="single" w:color="FBFAF6" w:sz="4"/>
-        </w:tblBorders>
-      </w:tblPr>
-      <w:tblGrid>
-        <w:gridCol w:w="9600"/>
-      </w:tblGrid>
-      <w:tr>
-        <w:tc>
-          <w:tcPr>
-            <w:tcW w:type="pct" w:w="5000"/>
-            <w:shd w:fill="FBFAF6" w:val="clear"/>
-            <w:tcMar>
-              <w:top w:type="dxa" w:w="40"/>
-              <w:left w:type="dxa" w:w="100"/>
-              <w:bottom w:type="dxa" w:w="40"/>
-              <w:right w:type="dxa" w:w="100"/>
-            </w:tcMar>
-          </w:tcPr>
-          <w:p>
-            <w:pPr>
-              <w:spacing w:before="18" w:after="6"/>
-            </w:pPr>
-            <w:r>
-              <w:rPr>
-                <w:b/>
-                <w:bCs/>
-                <w:color w:val="6B7280"/>
-                <w:sz w:val="14"/>
-                <w:szCs w:val="14"/>
-              </w:rPr>
-              <w:t xml:space="preserve">word list</w:t>
-            </w:r>
-          </w:p>
-          <w:p>
-            <w:pPr>
-              <w:spacing w:before="0" w:after="18"/>
-            </w:pPr>
-            <w:r>
-              <w:rPr>
-                <w:b/>
-                <w:bCs/>
-                <w:color w:val="353A7C"/>
-                <w:sz w:val="16"/>
-                <w:szCs w:val="16"/>
-              </w:rPr>
-              <w:t xml:space="preserve">Entering it in the accounting records   ·   Holding or controlling the asset itself   ·   A third person reconciles the bank statement   ·   Deciding that the transaction should happen at all   ·   The accounts clerk posts the invoice</w:t>
-            </w:r>
-          </w:p>
-        </w:tc>
-      </w:tr>
-    </w:tbl>
-    <w:p/>
     <w:p>
       <w:pPr>
         <w:spacing w:before="44" w:after="14"/>
@@ -3038,7 +2539,7 @@
           <w:sz w:val="16"/>
           <w:szCs w:val="16"/>
         </w:rPr>
-        <w:t xml:space="preserve">      gaps 7–10</w:t>
+        <w:t xml:space="preserve">      gaps 3–6</w:t>
       </w:r>
     </w:p>
     <w:p>
@@ -3051,7 +2552,14 @@
           <w:sz w:val="19"/>
           <w:szCs w:val="19"/>
         </w:rPr>
-        <w:t xml:space="preserve">The logic is </w:t>
+        <w:t xml:space="preserve">The logic is always the same. </w:t>
+      </w:r>
+      <w:r>
+        <w:rPr>
+          <w:sz w:val="19"/>
+          <w:szCs w:val="19"/>
+        </w:rPr>
+        <w:t xml:space="preserve">A person who holds only one of the four can make a </w:t>
       </w:r>
       <w:r>
         <w:rPr>
@@ -3061,7 +2569,7 @@
           <w:sz w:val="15"/>
           <w:szCs w:val="15"/>
         </w:rPr>
-        <w:t xml:space="preserve"> (7) </w:t>
+        <w:t xml:space="preserve"> (3) </w:t>
       </w:r>
       <w:r>
         <w:rPr>
@@ -3083,14 +2591,14 @@
           <w:sz w:val="19"/>
           <w:szCs w:val="19"/>
         </w:rPr>
-        <w:t xml:space="preserve"> the same. </w:t>
-      </w:r>
-      <w:r>
-        <w:rPr>
-          <w:sz w:val="19"/>
-          <w:szCs w:val="19"/>
-        </w:rPr>
-        <w:t xml:space="preserve">A person who holds only one of the four can make a </w:t>
+        <w:t xml:space="preserve"> or commit a fraud, but someone else will see it. </w:t>
+      </w:r>
+      <w:r>
+        <w:rPr>
+          <w:sz w:val="19"/>
+          <w:szCs w:val="19"/>
+        </w:rPr>
+        <w:t xml:space="preserve">A person who holds two can make the entry and remove the </w:t>
       </w:r>
       <w:r>
         <w:rPr>
@@ -3100,7 +2608,7 @@
           <w:sz w:val="15"/>
           <w:szCs w:val="15"/>
         </w:rPr>
-        <w:t xml:space="preserve"> (8) </w:t>
+        <w:t xml:space="preserve"> (4) </w:t>
       </w:r>
       <w:r>
         <w:rPr>
@@ -3122,7 +2630,7 @@
           <w:sz w:val="19"/>
           <w:szCs w:val="19"/>
         </w:rPr>
-        <w:t xml:space="preserve"> or commit a fraud, but </w:t>
+        <w:t xml:space="preserve">, which is why the pairs </w:t>
       </w:r>
       <w:r>
         <w:rPr>
@@ -3132,7 +2640,7 @@
           <w:sz w:val="15"/>
           <w:szCs w:val="15"/>
         </w:rPr>
-        <w:t xml:space="preserve"> (9) </w:t>
+        <w:t xml:space="preserve"> (5) </w:t>
       </w:r>
       <w:r>
         <w:rPr>
@@ -3154,14 +2662,7 @@
           <w:sz w:val="19"/>
           <w:szCs w:val="19"/>
         </w:rPr>
-        <w:t xml:space="preserve"> else will see it. </w:t>
-      </w:r>
-      <w:r>
-        <w:rPr>
-          <w:sz w:val="19"/>
-          <w:szCs w:val="19"/>
-        </w:rPr>
-        <w:t xml:space="preserve">A person who holds two can make the entry and remove the evidence, which is why the pairs matter more than the </w:t>
+        <w:t xml:space="preserve"> more than the </w:t>
       </w:r>
       <w:r>
         <w:rPr>
@@ -3171,7 +2672,7 @@
           <w:sz w:val="15"/>
           <w:szCs w:val="15"/>
         </w:rPr>
-        <w:t xml:space="preserve"> (10) </w:t>
+        <w:t xml:space="preserve"> (6) </w:t>
       </w:r>
       <w:r>
         <w:rPr>
@@ -3251,7 +2752,7 @@
                 <w:sz w:val="16"/>
                 <w:szCs w:val="16"/>
               </w:rPr>
-              <w:t xml:space="preserve">individual   ·   always   ·   mistake   ·   performing   ·   someone</w:t>
+              <w:t xml:space="preserve">individual   ·   matter   ·   mistake   ·   evidence   ·   responsibilities</w:t>
             </w:r>
           </w:p>
         </w:tc>
@@ -3325,7 +2826,7 @@
           <w:sz w:val="16"/>
           <w:szCs w:val="16"/>
         </w:rPr>
-        <w:t xml:space="preserve">      gaps 11–12</w:t>
+        <w:t xml:space="preserve">      gaps 7–8</w:t>
       </w:r>
     </w:p>
     <w:p>
@@ -3348,7 +2849,7 @@
           <w:sz w:val="15"/>
           <w:szCs w:val="15"/>
         </w:rPr>
-        <w:t xml:space="preserve"> (11) </w:t>
+        <w:t xml:space="preserve"> (7) </w:t>
       </w:r>
       <w:r>
         <w:rPr>
@@ -3387,7 +2888,7 @@
           <w:sz w:val="15"/>
           <w:szCs w:val="15"/>
         </w:rPr>
-        <w:t xml:space="preserve"> (12) </w:t>
+        <w:t xml:space="preserve"> (8) </w:t>
       </w:r>
       <w:r>
         <w:rPr>
@@ -3474,7 +2975,7 @@
                 <w:sz w:val="16"/>
                 <w:szCs w:val="16"/>
               </w:rPr>
-              <w:t xml:space="preserve">performing   ·   custody   ·   second</w:t>
+              <w:t xml:space="preserve">performing   ·   authorization   ·   second</w:t>
             </w:r>
           </w:p>
         </w:tc>
@@ -3483,18 +2984,6 @@
     <w:p/>
     <w:p>
       <w:pPr>
-        <w:pageBreakBefore w:val="true"/>
-        <w:spacing w:after="0"/>
-      </w:pPr>
-      <w:r>
-        <w:rPr>
-          <w:sz w:val="2"/>
-        </w:rPr>
-        <w:t xml:space="preserve"> </w:t>
-      </w:r>
-    </w:p>
-    <w:p>
-      <w:pPr>
         <w:spacing w:before="44" w:after="10"/>
       </w:pPr>
       <w:r>
@@ -3518,7 +3007,7 @@
           <w:sz w:val="15"/>
           <w:szCs w:val="15"/>
         </w:rPr>
-        <w:t xml:space="preserve">Each term sits against what it means.</w:t>
+        <w:t xml:space="preserve">Each term sits against what it means, and an instance of it.</w:t>
       </w:r>
     </w:p>
     <w:p>
@@ -3529,7 +3018,7 @@
       <w:r>
         <w:drawing>
           <wp:inline distT="0" distB="0" distL="0" distR="0">
-            <wp:extent cx="5734050" cy="2708575"/>
+            <wp:extent cx="5734050" cy="3085825"/>
             <wp:effectExtent t="0" r="0" b="0" l="0"/>
             <wp:docPr id="1" name="" descr="" title=""/>
             <wp:cNvGraphicFramePr>
@@ -3554,7 +3043,7 @@
                   <pic:spPr bwMode="auto">
                     <a:xfrm>
                       <a:off x="0" y="0"/>
-                      <a:ext cx="5734050" cy="2708575"/>
+                      <a:ext cx="5734050" cy="3085825"/>
                     </a:xfrm>
                     <a:prstGeom prst="rect">
                       <a:avLst/>
@@ -3622,13 +3111,25 @@
                 <w:sz w:val="16"/>
                 <w:szCs w:val="16"/>
               </w:rPr>
-              <w:t xml:space="preserve">independent check   ·   Recording transactions   ·   Custody of assets</w:t>
+              <w:t xml:space="preserve">control activity   ·   Recording transactions   ·   Custody of assets</w:t>
             </w:r>
           </w:p>
         </w:tc>
       </w:tr>
     </w:tbl>
     <w:p/>
+    <w:p>
+      <w:pPr>
+        <w:pageBreakBefore w:val="true"/>
+        <w:spacing w:after="0"/>
+      </w:pPr>
+      <w:r>
+        <w:rPr>
+          <w:sz w:val="2"/>
+        </w:rPr>
+        <w:t xml:space="preserve"> </w:t>
+      </w:r>
+    </w:p>
     <w:tbl>
       <w:tblPr>
         <w:tblW w:type="pct" w:w="100%"/>
@@ -3957,14 +3458,14 @@
                 <w:sz w:val="16"/>
                 <w:szCs w:val="16"/>
               </w:rPr>
-              <w:t xml:space="preserve">8  </w:t>
-            </w:r>
-            <w:r>
-              <w:rPr>
-                <w:sz w:val="16"/>
-                <w:szCs w:val="16"/>
-              </w:rPr>
-              <w:t xml:space="preserve">mistake</w:t>
+              <w:t xml:space="preserve">6  </w:t>
+            </w:r>
+            <w:r>
+              <w:rPr>
+                <w:sz w:val="16"/>
+                <w:szCs w:val="16"/>
+              </w:rPr>
+              <w:t xml:space="preserve">individual</w:t>
             </w:r>
           </w:p>
         </w:tc>
@@ -4025,14 +3526,14 @@
                 <w:sz w:val="16"/>
                 <w:szCs w:val="16"/>
               </w:rPr>
-              <w:t xml:space="preserve">9  </w:t>
-            </w:r>
-            <w:r>
-              <w:rPr>
-                <w:sz w:val="16"/>
-                <w:szCs w:val="16"/>
-              </w:rPr>
-              <w:t xml:space="preserve">someone</w:t>
+              <w:t xml:space="preserve">7  </w:t>
+            </w:r>
+            <w:r>
+              <w:rPr>
+                <w:sz w:val="16"/>
+                <w:szCs w:val="16"/>
+              </w:rPr>
+              <w:t xml:space="preserve">performing</w:t>
             </w:r>
           </w:p>
         </w:tc>
@@ -4067,7 +3568,7 @@
                 <w:sz w:val="16"/>
                 <w:szCs w:val="16"/>
               </w:rPr>
-              <w:t xml:space="preserve">Deciding that the transaction should happen at all</w:t>
+              <w:t xml:space="preserve">mistake</w:t>
             </w:r>
           </w:p>
         </w:tc>
@@ -4093,14 +3594,14 @@
                 <w:sz w:val="16"/>
                 <w:szCs w:val="16"/>
               </w:rPr>
-              <w:t xml:space="preserve">10  </w:t>
-            </w:r>
-            <w:r>
-              <w:rPr>
-                <w:sz w:val="16"/>
-                <w:szCs w:val="16"/>
-              </w:rPr>
-              <w:t xml:space="preserve">individual</w:t>
+              <w:t xml:space="preserve">8  </w:t>
+            </w:r>
+            <w:r>
+              <w:rPr>
+                <w:sz w:val="16"/>
+                <w:szCs w:val="16"/>
+              </w:rPr>
+              <w:t xml:space="preserve">second</w:t>
             </w:r>
           </w:p>
         </w:tc>
@@ -4135,7 +3636,7 @@
                 <w:sz w:val="16"/>
                 <w:szCs w:val="16"/>
               </w:rPr>
-              <w:t xml:space="preserve">Entering it in the accounting records</w:t>
+              <w:t xml:space="preserve">evidence</w:t>
             </w:r>
           </w:p>
         </w:tc>
@@ -4161,14 +3662,14 @@
                 <w:sz w:val="16"/>
                 <w:szCs w:val="16"/>
               </w:rPr>
-              <w:t xml:space="preserve">11  </w:t>
-            </w:r>
-            <w:r>
-              <w:rPr>
-                <w:sz w:val="16"/>
-                <w:szCs w:val="16"/>
-              </w:rPr>
-              <w:t xml:space="preserve">performing</w:t>
+              <w:t xml:space="preserve">9  </w:t>
+            </w:r>
+            <w:r>
+              <w:rPr>
+                <w:sz w:val="16"/>
+                <w:szCs w:val="16"/>
+              </w:rPr>
+              <w:t xml:space="preserve">Recording transactions</w:t>
             </w:r>
           </w:p>
         </w:tc>
@@ -4203,7 +3704,7 @@
                 <w:sz w:val="16"/>
                 <w:szCs w:val="16"/>
               </w:rPr>
-              <w:t xml:space="preserve">Holding or controlling the asset itself</w:t>
+              <w:t xml:space="preserve">matter</w:t>
             </w:r>
           </w:p>
         </w:tc>
@@ -4229,143 +3730,7 @@
                 <w:sz w:val="16"/>
                 <w:szCs w:val="16"/>
               </w:rPr>
-              <w:t xml:space="preserve">12  </w:t>
-            </w:r>
-            <w:r>
-              <w:rPr>
-                <w:sz w:val="16"/>
-                <w:szCs w:val="16"/>
-              </w:rPr>
-              <w:t xml:space="preserve">second</w:t>
-            </w:r>
-          </w:p>
-        </w:tc>
-      </w:tr>
-      <w:tr>
-        <w:tc>
-          <w:tcPr>
-            <w:tcW w:type="pct" w:w="2500"/>
-            <w:tcMar>
-              <w:top w:type="dxa" w:w="20"/>
-              <w:left w:type="dxa" w:w="80"/>
-              <w:bottom w:type="dxa" w:w="20"/>
-              <w:right w:type="dxa" w:w="80"/>
-            </w:tcMar>
-          </w:tcPr>
-          <w:p>
-            <w:pPr>
-              <w:spacing w:before="12" w:after="12"/>
-            </w:pPr>
-            <w:r>
-              <w:rPr>
-                <w:b/>
-                <w:bCs/>
-                <w:color w:val="8186EF"/>
-                <w:sz w:val="16"/>
-                <w:szCs w:val="16"/>
-              </w:rPr>
-              <w:t xml:space="preserve">6  </w:t>
-            </w:r>
-            <w:r>
-              <w:rPr>
-                <w:sz w:val="16"/>
-                <w:szCs w:val="16"/>
-              </w:rPr>
-              <w:t xml:space="preserve">A third person reconciles the bank statement</w:t>
-            </w:r>
-          </w:p>
-        </w:tc>
-        <w:tc>
-          <w:tcPr>
-            <w:tcW w:type="pct" w:w="2500"/>
-            <w:tcMar>
-              <w:top w:type="dxa" w:w="20"/>
-              <w:left w:type="dxa" w:w="80"/>
-              <w:bottom w:type="dxa" w:w="20"/>
-              <w:right w:type="dxa" w:w="80"/>
-            </w:tcMar>
-          </w:tcPr>
-          <w:p>
-            <w:pPr>
-              <w:spacing w:before="12" w:after="12"/>
-            </w:pPr>
-            <w:r>
-              <w:rPr>
-                <w:b/>
-                <w:bCs/>
-                <w:color w:val="8186EF"/>
-                <w:sz w:val="16"/>
-                <w:szCs w:val="16"/>
-              </w:rPr>
-              <w:t xml:space="preserve">13  </w:t>
-            </w:r>
-            <w:r>
-              <w:rPr>
-                <w:sz w:val="16"/>
-                <w:szCs w:val="16"/>
-              </w:rPr>
-              <w:t xml:space="preserve">Recording transactions</w:t>
-            </w:r>
-          </w:p>
-        </w:tc>
-      </w:tr>
-      <w:tr>
-        <w:tc>
-          <w:tcPr>
-            <w:tcW w:type="pct" w:w="2500"/>
-            <w:tcMar>
-              <w:top w:type="dxa" w:w="20"/>
-              <w:left w:type="dxa" w:w="80"/>
-              <w:bottom w:type="dxa" w:w="20"/>
-              <w:right w:type="dxa" w:w="80"/>
-            </w:tcMar>
-          </w:tcPr>
-          <w:p>
-            <w:pPr>
-              <w:spacing w:before="12" w:after="12"/>
-            </w:pPr>
-            <w:r>
-              <w:rPr>
-                <w:b/>
-                <w:bCs/>
-                <w:color w:val="8186EF"/>
-                <w:sz w:val="16"/>
-                <w:szCs w:val="16"/>
-              </w:rPr>
-              <w:t xml:space="preserve">7  </w:t>
-            </w:r>
-            <w:r>
-              <w:rPr>
-                <w:sz w:val="16"/>
-                <w:szCs w:val="16"/>
-              </w:rPr>
-              <w:t xml:space="preserve">always</w:t>
-            </w:r>
-          </w:p>
-        </w:tc>
-        <w:tc>
-          <w:tcPr>
-            <w:tcW w:type="pct" w:w="2500"/>
-            <w:tcMar>
-              <w:top w:type="dxa" w:w="20"/>
-              <w:left w:type="dxa" w:w="80"/>
-              <w:bottom w:type="dxa" w:w="20"/>
-              <w:right w:type="dxa" w:w="80"/>
-            </w:tcMar>
-          </w:tcPr>
-          <w:p>
-            <w:pPr>
-              <w:spacing w:before="12" w:after="12"/>
-            </w:pPr>
-            <w:r>
-              <w:rPr>
-                <w:b/>
-                <w:bCs/>
-                <w:color w:val="8186EF"/>
-                <w:sz w:val="16"/>
-                <w:szCs w:val="16"/>
-              </w:rPr>
-              <w:t xml:space="preserve">14  </w:t>
+              <w:t xml:space="preserve">10  </w:t>
             </w:r>
             <w:r>
               <w:rPr>
@@ -4615,7 +3980,7 @@
           <w:sz w:val="19"/>
           <w:szCs w:val="19"/>
         </w:rPr>
-        <w:t xml:space="preserve"> performed by </w:t>
+        <w:t xml:space="preserve"> performed by someone who did not do the work being </w:t>
       </w:r>
       <w:r>
         <w:rPr>
@@ -4647,14 +4012,14 @@
           <w:sz w:val="19"/>
           <w:szCs w:val="19"/>
         </w:rPr>
-        <w:t xml:space="preserve"> who did not do the work being checked. </w:t>
-      </w:r>
-      <w:r>
-        <w:rPr>
-          <w:sz w:val="19"/>
-          <w:szCs w:val="19"/>
-        </w:rPr>
-        <w:t xml:space="preserve">The word independent is the whole of the control: a </w:t>
+        <w:t xml:space="preserve">. </w:t>
+      </w:r>
+      <w:r>
+        <w:rPr>
+          <w:sz w:val="19"/>
+          <w:szCs w:val="19"/>
+        </w:rPr>
+        <w:t xml:space="preserve">The word independent is the whole of the control: a reconciliation performed by the person who made the entries proves nothing, because the same </w:t>
       </w:r>
       <w:r>
         <w:rPr>
@@ -4672,7 +4037,7 @@
           <w:sz w:val="19"/>
           <w:szCs w:val="19"/>
         </w:rPr>
-        <w:t xml:space="preserve">                </w:t>
+        <w:t xml:space="preserve">                  </w:t>
       </w:r>
       <w:r>
         <w:rPr>
@@ -4686,7 +4051,7 @@
           <w:sz w:val="19"/>
           <w:szCs w:val="19"/>
         </w:rPr>
-        <w:t xml:space="preserve"> performed by the person who made the entries proves nothing, because the same </w:t>
+        <w:t xml:space="preserve"> or the same intent </w:t>
       </w:r>
       <w:r>
         <w:rPr>
@@ -4704,7 +4069,7 @@
           <w:sz w:val="19"/>
           <w:szCs w:val="19"/>
         </w:rPr>
-        <w:t xml:space="preserve">                  </w:t>
+        <w:t xml:space="preserve">           </w:t>
       </w:r>
       <w:r>
         <w:rPr>
@@ -4718,7 +4083,7 @@
           <w:sz w:val="19"/>
           <w:szCs w:val="19"/>
         </w:rPr>
-        <w:t xml:space="preserve"> or the same intent produced both. </w:t>
+        <w:t xml:space="preserve"> both. </w:t>
       </w:r>
     </w:p>
     <w:tbl>
@@ -4776,7 +4141,7 @@
                 <w:sz w:val="16"/>
                 <w:szCs w:val="16"/>
               </w:rPr>
-              <w:t xml:space="preserve">comparison   ·   someone   ·   reconciliation   ·   alongside   ·   misunderstanding</w:t>
+              <w:t xml:space="preserve">comparison   ·   checked   ·   misunderstanding   ·   alongside   ·   produced</w:t>
             </w:r>
           </w:p>
         </w:tc>
@@ -5629,7 +4994,7 @@
       <w:r>
         <w:drawing>
           <wp:inline distT="0" distB="0" distL="0" distR="0">
-            <wp:extent cx="5734050" cy="2052175"/>
+            <wp:extent cx="5734050" cy="1931475"/>
             <wp:effectExtent t="0" r="0" b="0" l="0"/>
             <wp:docPr id="1" name="" descr="" title=""/>
             <wp:cNvGraphicFramePr>
@@ -5654,7 +5019,7 @@
                   <pic:spPr bwMode="auto">
                     <a:xfrm>
                       <a:off x="0" y="0"/>
-                      <a:ext cx="5734050" cy="2052175"/>
+                      <a:ext cx="5734050" cy="1931475"/>
                     </a:xfrm>
                     <a:prstGeom prst="rect">
                       <a:avLst/>
@@ -6059,7 +5424,7 @@
                 <w:sz w:val="16"/>
                 <w:szCs w:val="16"/>
               </w:rPr>
-              <w:t xml:space="preserve">someone</w:t>
+              <w:t xml:space="preserve">checked</w:t>
             </w:r>
           </w:p>
         </w:tc>
@@ -6127,7 +5492,7 @@
                 <w:sz w:val="16"/>
                 <w:szCs w:val="16"/>
               </w:rPr>
-              <w:t xml:space="preserve">reconciliation</w:t>
+              <w:t xml:space="preserve">misunderstanding</w:t>
             </w:r>
           </w:p>
         </w:tc>
@@ -6195,7 +5560,7 @@
                 <w:sz w:val="16"/>
                 <w:szCs w:val="16"/>
               </w:rPr>
-              <w:t xml:space="preserve">misunderstanding</w:t>
+              <w:t xml:space="preserve">produced</w:t>
             </w:r>
           </w:p>
         </w:tc>
@@ -6619,7 +5984,7 @@
           <w:sz w:val="19"/>
           <w:szCs w:val="19"/>
         </w:rPr>
-        <w:t xml:space="preserve">A </w:t>
+        <w:t xml:space="preserve">A safeguarding control limits who can </w:t>
       </w:r>
       <w:r>
         <w:rPr>
@@ -6637,7 +6002,7 @@
           <w:sz w:val="19"/>
           <w:szCs w:val="19"/>
         </w:rPr>
-        <w:t xml:space="preserve">              </w:t>
+        <w:t xml:space="preserve">            </w:t>
       </w:r>
       <w:r>
         <w:rPr>
@@ -6651,7 +6016,7 @@
           <w:sz w:val="19"/>
           <w:szCs w:val="19"/>
         </w:rPr>
-        <w:t xml:space="preserve"> control limits who can physically reach an asset and </w:t>
+        <w:t xml:space="preserve"> reach an asset and </w:t>
       </w:r>
       <w:r>
         <w:rPr>
@@ -6780,7 +6145,7 @@
                 <w:sz w:val="16"/>
                 <w:szCs w:val="16"/>
               </w:rPr>
-              <w:t xml:space="preserve">keyholders   ·   safeguarding   ·   portable   ·   establishes</w:t>
+              <w:t xml:space="preserve">keyholders   ·   physically   ·   portable   ·   establishes</w:t>
             </w:r>
           </w:p>
         </w:tc>
@@ -7500,7 +6865,7 @@
           <w:sz w:val="19"/>
           <w:szCs w:val="19"/>
         </w:rPr>
-        <w:t xml:space="preserve">Custodial </w:t>
+        <w:t xml:space="preserve">Custodial accountability deserves </w:t>
       </w:r>
       <w:r>
         <w:rPr>
@@ -7518,7 +6883,7 @@
           <w:sz w:val="19"/>
           <w:szCs w:val="19"/>
         </w:rPr>
-        <w:t xml:space="preserve">                </w:t>
+        <w:t xml:space="preserve">           </w:t>
       </w:r>
       <w:r>
         <w:rPr>
@@ -7532,7 +6897,7 @@
           <w:sz w:val="19"/>
           <w:szCs w:val="19"/>
         </w:rPr>
-        <w:t xml:space="preserve"> deserves attention because it is often forgotten. </w:t>
+        <w:t xml:space="preserve"> because it is often forgotten. </w:t>
       </w:r>
       <w:r>
         <w:rPr>
@@ -7668,7 +7033,7 @@
                 <w:sz w:val="16"/>
                 <w:szCs w:val="16"/>
               </w:rPr>
-              <w:t xml:space="preserve">valuable   ·   Assigning   ·   accountability   ·   keyholders</w:t>
+              <w:t xml:space="preserve">bottling   ·   Assigning   ·   attention   ·   keyholders</w:t>
             </w:r>
           </w:p>
         </w:tc>
@@ -7977,7 +7342,7 @@
                 <w:sz w:val="16"/>
                 <w:szCs w:val="16"/>
               </w:rPr>
-              <w:t xml:space="preserve">safeguarding</w:t>
+              <w:t xml:space="preserve">physically</w:t>
             </w:r>
           </w:p>
         </w:tc>
@@ -8214,7 +7579,7 @@
                 <w:sz w:val="16"/>
                 <w:szCs w:val="16"/>
               </w:rPr>
-              <w:t xml:space="preserve">accountability</w:t>
+              <w:t xml:space="preserve">attention</w:t>
             </w:r>
           </w:p>
         </w:tc>
@@ -9029,7 +8394,7 @@
                 <w:sz w:val="16"/>
                 <w:szCs w:val="16"/>
               </w:rPr>
-              <w:t xml:space="preserve">authorization   ·   authority limit   ·   prenumbered form</w:t>
+              <w:t xml:space="preserve">prenumbered form   ·   authority limit   ·   custodial accountability</w:t>
             </w:r>
           </w:p>
         </w:tc>
@@ -9575,7 +8940,7 @@
                 <w:sz w:val="16"/>
                 <w:szCs w:val="16"/>
               </w:rPr>
-              <w:t xml:space="preserve">authorization</w:t>
+              <w:t xml:space="preserve">prenumbered form</w:t>
             </w:r>
           </w:p>
         </w:tc>
@@ -10058,7 +9423,7 @@
           <w:sz w:val="19"/>
           <w:szCs w:val="19"/>
         </w:rPr>
-        <w:t xml:space="preserve">Only </w:t>
+        <w:t xml:space="preserve">Only reconciliation sat </w:t>
       </w:r>
       <w:r>
         <w:rPr>
@@ -10076,7 +9441,7 @@
           <w:sz w:val="19"/>
           <w:szCs w:val="19"/>
         </w:rPr>
-        <w:t xml:space="preserve">                </w:t>
+        <w:t xml:space="preserve">           </w:t>
       </w:r>
       <w:r>
         <w:rPr>
@@ -10090,7 +9455,7 @@
           <w:sz w:val="19"/>
           <w:szCs w:val="19"/>
         </w:rPr>
-        <w:t xml:space="preserve"> sat elsewhere, and nobody </w:t>
+        <w:t xml:space="preserve">, and nobody </w:t>
       </w:r>
       <w:r>
         <w:rPr>
@@ -10311,7 +9676,7 @@
                 <w:sz w:val="16"/>
                 <w:szCs w:val="16"/>
               </w:rPr>
-              <w:t xml:space="preserve">approved   ·   failure   ·   reconciliation   ·   delegated   ·   confirm   ·   effective   ·   pairing   ·   description   ·   printed   ·   performed   ·   responsibilities   ·   exam-core   ·   arrangement</w:t>
+              <w:t xml:space="preserve">approved   ·   failure   ·   elsewhere   ·   delegated   ·   confirm   ·   effective   ·   pairing   ·   description   ·   printed   ·   performed   ·   responsibilities   ·   exam-core   ·   arrangement</w:t>
             </w:r>
           </w:p>
         </w:tc>
@@ -10493,7 +9858,7 @@
           <w:sz w:val="19"/>
           <w:szCs w:val="19"/>
         </w:rPr>
-        <w:t xml:space="preserve">A </w:t>
+        <w:t xml:space="preserve">A payment above the limit needs two </w:t>
       </w:r>
       <w:r>
         <w:rPr>
@@ -10511,7 +9876,7 @@
           <w:sz w:val="19"/>
           <w:szCs w:val="19"/>
         </w:rPr>
-        <w:t xml:space="preserve">           </w:t>
+        <w:t xml:space="preserve">            </w:t>
       </w:r>
       <w:r>
         <w:rPr>
@@ -10525,7 +9890,14 @@
           <w:sz w:val="19"/>
           <w:szCs w:val="19"/>
         </w:rPr>
-        <w:t xml:space="preserve"> above the limit needs two </w:t>
+        <w:t xml:space="preserve">. </w:t>
+      </w:r>
+      <w:r>
+        <w:rPr>
+          <w:sz w:val="19"/>
+          <w:szCs w:val="19"/>
+        </w:rPr>
+        <w:t xml:space="preserve">The supplier master file is </w:t>
       </w:r>
       <w:r>
         <w:rPr>
@@ -10543,7 +9915,7 @@
           <w:sz w:val="19"/>
           <w:szCs w:val="19"/>
         </w:rPr>
-        <w:t xml:space="preserve">            </w:t>
+        <w:t xml:space="preserve">           </w:t>
       </w:r>
       <w:r>
         <w:rPr>
@@ -10557,14 +9929,7 @@
           <w:sz w:val="19"/>
           <w:szCs w:val="19"/>
         </w:rPr>
-        <w:t xml:space="preserve">. </w:t>
-      </w:r>
-      <w:r>
-        <w:rPr>
-          <w:sz w:val="19"/>
-          <w:szCs w:val="19"/>
-        </w:rPr>
-        <w:t xml:space="preserve">The supplier master file is printed and reviewed quarterly by someone outside purchasing, which is an </w:t>
+        <w:t xml:space="preserve"> and reviewed </w:t>
       </w:r>
       <w:r>
         <w:rPr>
@@ -10582,7 +9947,7 @@
           <w:sz w:val="19"/>
           <w:szCs w:val="19"/>
         </w:rPr>
-        <w:t xml:space="preserve">             </w:t>
+        <w:t xml:space="preserve">           </w:t>
       </w:r>
       <w:r>
         <w:rPr>
@@ -10596,7 +9961,14 @@
           <w:sz w:val="19"/>
           <w:szCs w:val="19"/>
         </w:rPr>
-        <w:t xml:space="preserve"> check on the </w:t>
+        <w:t xml:space="preserve"> by someone outside purchasing, which is an independent check on the authorization itself. </w:t>
+      </w:r>
+      <w:r>
+        <w:rPr>
+          <w:sz w:val="19"/>
+          <w:szCs w:val="19"/>
+        </w:rPr>
+        <w:t xml:space="preserve">If the purchasing manager and the cashier agree </w:t>
       </w:r>
       <w:r>
         <w:rPr>
@@ -10614,7 +9986,7 @@
           <w:sz w:val="19"/>
           <w:szCs w:val="19"/>
         </w:rPr>
-        <w:t xml:space="preserve">               </w:t>
+        <w:t xml:space="preserve">           </w:t>
       </w:r>
       <w:r>
         <w:rPr>
@@ -10628,14 +10000,7 @@
           <w:sz w:val="19"/>
           <w:szCs w:val="19"/>
         </w:rPr>
-        <w:t xml:space="preserve"> itself. </w:t>
-      </w:r>
-      <w:r>
-        <w:rPr>
-          <w:sz w:val="19"/>
-          <w:szCs w:val="19"/>
-        </w:rPr>
-        <w:t xml:space="preserve">If the purchasing manager and the cashier agree together, the design fails. </w:t>
+        <w:t xml:space="preserve">, the design fails. </w:t>
       </w:r>
       <w:r>
         <w:rPr>
@@ -10700,7 +10065,7 @@
                 <w:sz w:val="16"/>
                 <w:szCs w:val="16"/>
               </w:rPr>
-              <w:t xml:space="preserve">signatures   ·   prenumbered   ·   authorization   ·   recorded   ·   payment   ·   statement   ·   received   ·   compares   ·   independent</w:t>
+              <w:t xml:space="preserve">printed   ·   prenumbered   ·   together   ·   recorded   ·   signatures   ·   statement   ·   arrangement   ·   compares   ·   quarterly</w:t>
             </w:r>
           </w:p>
         </w:tc>
@@ -10781,9 +10146,9 @@
         </w:tblBorders>
       </w:tblPr>
       <w:tblGrid>
+        <w:gridCol w:w="3921"/>
+        <w:gridCol w:w="1455"/>
         <w:gridCol w:w="4224"/>
-        <w:gridCol w:w="2013"/>
-        <w:gridCol w:w="3363"/>
       </w:tblGrid>
       <w:tr>
         <w:tc>
@@ -10818,7 +10183,7 @@
       <w:tr>
         <w:tc>
           <w:tcPr>
-            <w:tcW w:type="pct" w:w="2200"/>
+            <w:tcW w:type="pct" w:w="2042"/>
             <w:shd w:fill="353A7C" w:val="clear"/>
             <w:tcMar>
               <w:top w:type="dxa" w:w="50"/>
@@ -10845,7 +10210,7 @@
         </w:tc>
         <w:tc>
           <w:tcPr>
-            <w:tcW w:type="pct" w:w="1049"/>
+            <w:tcW w:type="pct" w:w="758"/>
             <w:shd w:fill="353A7C" w:val="clear"/>
             <w:tcMar>
               <w:top w:type="dxa" w:w="50"/>
@@ -10872,7 +10237,7 @@
         </w:tc>
         <w:tc>
           <w:tcPr>
-            <w:tcW w:type="pct" w:w="1751"/>
+            <w:tcW w:type="pct" w:w="2200"/>
             <w:shd w:fill="353A7C" w:val="clear"/>
             <w:tcMar>
               <w:top w:type="dxa" w:w="50"/>
@@ -10901,7 +10266,7 @@
       <w:tr>
         <w:tc>
           <w:tcPr>
-            <w:tcW w:type="pct" w:w="2200"/>
+            <w:tcW w:type="pct" w:w="2042"/>
             <w:tcMar>
               <w:top w:type="dxa" w:w="50"/>
               <w:left w:type="dxa" w:w="110"/>
@@ -10924,7 +10289,8 @@
         </w:tc>
         <w:tc>
           <w:tcPr>
-            <w:tcW w:type="pct" w:w="1049"/>
+            <w:tcW w:type="pct" w:w="758"/>
+            <w:shd w:fill="FFFFFF" w:val="clear"/>
             <w:tcMar>
               <w:top w:type="dxa" w:w="50"/>
               <w:left w:type="dxa" w:w="110"/>
@@ -10934,21 +10300,23 @@
           </w:tcPr>
           <w:p>
             <w:pPr>
-              <w:spacing w:before="28" w:after="28"/>
-            </w:pPr>
-            <w:r>
-              <w:rPr>
-                <w:sz w:val="15"/>
-                <w:szCs w:val="15"/>
-              </w:rPr>
-              <w:t xml:space="preserve">________</w:t>
-            </w:r>
-          </w:p>
-        </w:tc>
-        <w:tc>
-          <w:tcPr>
-            <w:tcW w:type="pct" w:w="1751"/>
-            <w:shd w:fill="FFFFFF" w:val="clear"/>
+              <w:spacing w:before="46" w:after="46"/>
+            </w:pPr>
+            <w:r>
+              <w:rPr>
+                <w:b/>
+                <w:bCs/>
+                <w:color w:val="8186EF"/>
+                <w:sz w:val="14"/>
+                <w:szCs w:val="14"/>
+              </w:rPr>
+              <w:t xml:space="preserve">(21)</w:t>
+            </w:r>
+          </w:p>
+        </w:tc>
+        <w:tc>
+          <w:tcPr>
+            <w:tcW w:type="pct" w:w="2200"/>
             <w:tcMar>
               <w:top w:type="dxa" w:w="50"/>
               <w:left w:type="dxa" w:w="110"/>
@@ -10958,17 +10326,14 @@
           </w:tcPr>
           <w:p>
             <w:pPr>
-              <w:spacing w:before="46" w:after="46"/>
-            </w:pPr>
-            <w:r>
-              <w:rPr>
-                <w:b/>
-                <w:bCs/>
-                <w:color w:val="8186EF"/>
-                <w:sz w:val="14"/>
-                <w:szCs w:val="14"/>
-              </w:rPr>
-              <w:t xml:space="preserve">(21)</w:t>
+              <w:spacing w:before="28" w:after="28"/>
+            </w:pPr>
+            <w:r>
+              <w:rPr>
+                <w:sz w:val="15"/>
+                <w:szCs w:val="15"/>
+              </w:rPr>
+              <w:t xml:space="preserve">He can remove stock and adjust the record to match</w:t>
             </w:r>
           </w:p>
         </w:tc>
@@ -10976,7 +10341,7 @@
       <w:tr>
         <w:tc>
           <w:tcPr>
-            <w:tcW w:type="pct" w:w="2200"/>
+            <w:tcW w:type="pct" w:w="2042"/>
             <w:shd w:fill="FBFAF6" w:val="clear"/>
             <w:tcMar>
               <w:top w:type="dxa" w:w="50"/>
@@ -11000,8 +10365,8 @@
         </w:tc>
         <w:tc>
           <w:tcPr>
-            <w:tcW w:type="pct" w:w="1049"/>
-            <w:shd w:fill="FBFAF6" w:val="clear"/>
+            <w:tcW w:type="pct" w:w="758"/>
+            <w:shd w:fill="FFFFFF" w:val="clear"/>
             <w:tcMar>
               <w:top w:type="dxa" w:w="50"/>
               <w:left w:type="dxa" w:w="110"/>
@@ -11011,20 +10376,23 @@
           </w:tcPr>
           <w:p>
             <w:pPr>
-              <w:spacing w:before="28" w:after="28"/>
-            </w:pPr>
-            <w:r>
-              <w:rPr>
-                <w:sz w:val="15"/>
-                <w:szCs w:val="15"/>
-              </w:rPr>
-              <w:t xml:space="preserve">Custody and reconciliation</w:t>
-            </w:r>
-          </w:p>
-        </w:tc>
-        <w:tc>
-          <w:tcPr>
-            <w:tcW w:type="pct" w:w="1751"/>
+              <w:spacing w:before="46" w:after="46"/>
+            </w:pPr>
+            <w:r>
+              <w:rPr>
+                <w:b/>
+                <w:bCs/>
+                <w:color w:val="8186EF"/>
+                <w:sz w:val="14"/>
+                <w:szCs w:val="14"/>
+              </w:rPr>
+              <w:t xml:space="preserve">(22)</w:t>
+            </w:r>
+          </w:p>
+        </w:tc>
+        <w:tc>
+          <w:tcPr>
+            <w:tcW w:type="pct" w:w="2200"/>
             <w:shd w:fill="FBFAF6" w:val="clear"/>
             <w:tcMar>
               <w:top w:type="dxa" w:w="50"/>
@@ -11042,7 +10410,7 @@
                 <w:sz w:val="15"/>
                 <w:szCs w:val="15"/>
               </w:rPr>
-              <w:t xml:space="preserve">________</w:t>
+              <w:t xml:space="preserve">The person holding the cash certifies that the records agree with it, so a shortage can be hidden</w:t>
             </w:r>
           </w:p>
         </w:tc>
@@ -11050,7 +10418,7 @@
       <w:tr>
         <w:tc>
           <w:tcPr>
-            <w:tcW w:type="pct" w:w="2200"/>
+            <w:tcW w:type="pct" w:w="2042"/>
             <w:tcMar>
               <w:top w:type="dxa" w:w="50"/>
               <w:left w:type="dxa" w:w="110"/>
@@ -11073,7 +10441,7 @@
         </w:tc>
         <w:tc>
           <w:tcPr>
-            <w:tcW w:type="pct" w:w="1049"/>
+            <w:tcW w:type="pct" w:w="758"/>
             <w:tcMar>
               <w:top w:type="dxa" w:w="50"/>
               <w:left w:type="dxa" w:w="110"/>
@@ -11090,13 +10458,14 @@
                 <w:sz w:val="15"/>
                 <w:szCs w:val="15"/>
               </w:rPr>
-              <w:t xml:space="preserve">________</w:t>
-            </w:r>
-          </w:p>
-        </w:tc>
-        <w:tc>
-          <w:tcPr>
-            <w:tcW w:type="pct" w:w="1751"/>
+              <w:t xml:space="preserve">Authorization and custody</w:t>
+            </w:r>
+          </w:p>
+        </w:tc>
+        <w:tc>
+          <w:tcPr>
+            <w:tcW w:type="pct" w:w="2200"/>
+            <w:shd w:fill="FFFFFF" w:val="clear"/>
             <w:tcMar>
               <w:top w:type="dxa" w:w="50"/>
               <w:left w:type="dxa" w:w="110"/>
@@ -11106,14 +10475,17 @@
           </w:tcPr>
           <w:p>
             <w:pPr>
-              <w:spacing w:before="28" w:after="28"/>
-            </w:pPr>
-            <w:r>
-              <w:rPr>
-                <w:sz w:val="15"/>
-                <w:szCs w:val="15"/>
-              </w:rPr>
-              <w:t xml:space="preserve">He can approve a payment to himself and collect it</w:t>
+              <w:spacing w:before="46" w:after="46"/>
+            </w:pPr>
+            <w:r>
+              <w:rPr>
+                <w:b/>
+                <w:bCs/>
+                <w:color w:val="8186EF"/>
+                <w:sz w:val="14"/>
+                <w:szCs w:val="14"/>
+              </w:rPr>
+              <w:t xml:space="preserve">(23)</w:t>
             </w:r>
           </w:p>
         </w:tc>
@@ -11121,7 +10493,7 @@
       <w:tr>
         <w:tc>
           <w:tcPr>
-            <w:tcW w:type="pct" w:w="2200"/>
+            <w:tcW w:type="pct" w:w="2042"/>
             <w:shd w:fill="FBFAF6" w:val="clear"/>
             <w:tcMar>
               <w:top w:type="dxa" w:w="50"/>
@@ -11145,7 +10517,7 @@
         </w:tc>
         <w:tc>
           <w:tcPr>
-            <w:tcW w:type="pct" w:w="1049"/>
+            <w:tcW w:type="pct" w:w="758"/>
             <w:shd w:fill="FBFAF6" w:val="clear"/>
             <w:tcMar>
               <w:top w:type="dxa" w:w="50"/>
@@ -11163,13 +10535,13 @@
                 <w:sz w:val="15"/>
                 <w:szCs w:val="15"/>
               </w:rPr>
-              <w:t xml:space="preserve">________</w:t>
-            </w:r>
-          </w:p>
-        </w:tc>
-        <w:tc>
-          <w:tcPr>
-            <w:tcW w:type="pct" w:w="1751"/>
+              <w:t xml:space="preserve">Recording and reconciliation</w:t>
+            </w:r>
+          </w:p>
+        </w:tc>
+        <w:tc>
+          <w:tcPr>
+            <w:tcW w:type="pct" w:w="2200"/>
             <w:shd w:fill="FFFFFF" w:val="clear"/>
             <w:tcMar>
               <w:top w:type="dxa" w:w="50"/>
@@ -11190,7 +10562,7 @@
                 <w:sz w:val="14"/>
                 <w:szCs w:val="14"/>
               </w:rPr>
-              <w:t xml:space="preserve">(22)</w:t>
+              <w:t xml:space="preserve">(24)</w:t>
             </w:r>
           </w:p>
         </w:tc>
@@ -11252,7 +10624,7 @@
                 <w:sz w:val="16"/>
                 <w:szCs w:val="16"/>
               </w:rPr>
-              <w:t xml:space="preserve">He can remove stock and adjust the record to match   ·   He can approve a payment to himself and collect it   ·   She can certify that her own mistake is acceptable</w:t>
+              <w:t xml:space="preserve">Custody and reconciliation   ·   Khalid performs the monthly stock count   ·   Custody and recording   ·   She can certify that her own mistake is acceptable   ·   He can approve a payment to himself and collect it</w:t>
             </w:r>
           </w:p>
         </w:tc>
@@ -11338,7 +10710,7 @@
           <w:sz w:val="16"/>
           <w:szCs w:val="16"/>
         </w:rPr>
-        <w:t xml:space="preserve">      gaps 23–26</w:t>
+        <w:t xml:space="preserve">      gaps 25–28</w:t>
       </w:r>
     </w:p>
     <w:p>
@@ -11351,7 +10723,14 @@
           <w:sz w:val="19"/>
           <w:szCs w:val="19"/>
         </w:rPr>
-        <w:t xml:space="preserve">Name the four </w:t>
+        <w:t xml:space="preserve">Name the four duties in the cycle, then ask who holds each one. </w:t>
+      </w:r>
+      <w:r>
+        <w:rPr>
+          <w:sz w:val="19"/>
+          <w:szCs w:val="19"/>
+        </w:rPr>
+        <w:t xml:space="preserve">Any person holding two is the weakness; move </w:t>
       </w:r>
       <w:r>
         <w:rPr>
@@ -11361,7 +10740,7 @@
           <w:sz w:val="15"/>
           <w:szCs w:val="15"/>
         </w:rPr>
-        <w:t xml:space="preserve"> (23) </w:t>
+        <w:t xml:space="preserve"> (25) </w:t>
       </w:r>
       <w:r>
         <w:rPr>
@@ -11383,14 +10762,14 @@
           <w:sz w:val="19"/>
           <w:szCs w:val="19"/>
         </w:rPr>
-        <w:t xml:space="preserve"> in the cycle, then ask who holds each one. </w:t>
-      </w:r>
-      <w:r>
-        <w:rPr>
-          <w:sz w:val="19"/>
-          <w:szCs w:val="19"/>
-        </w:rPr>
-        <w:t xml:space="preserve">Any person holding two is the weakness; move </w:t>
+        <w:t xml:space="preserve"> is easiest to move. </w:t>
+      </w:r>
+      <w:r>
+        <w:rPr>
+          <w:sz w:val="19"/>
+          <w:szCs w:val="19"/>
+        </w:rPr>
+        <w:t xml:space="preserve">Add an independent check on the duty that remains most </w:t>
       </w:r>
       <w:r>
         <w:rPr>
@@ -11400,7 +10779,7 @@
           <w:sz w:val="15"/>
           <w:szCs w:val="15"/>
         </w:rPr>
-        <w:t xml:space="preserve"> (24) </w:t>
+        <w:t xml:space="preserve"> (26) </w:t>
       </w:r>
       <w:r>
         <w:rPr>
@@ -11422,14 +10801,14 @@
           <w:sz w:val="19"/>
           <w:szCs w:val="19"/>
         </w:rPr>
-        <w:t xml:space="preserve"> is easiest to move. </w:t>
-      </w:r>
-      <w:r>
-        <w:rPr>
-          <w:sz w:val="19"/>
-          <w:szCs w:val="19"/>
-        </w:rPr>
-        <w:t xml:space="preserve">Add an </w:t>
+        <w:t xml:space="preserve">. </w:t>
+      </w:r>
+      <w:r>
+        <w:rPr>
+          <w:sz w:val="19"/>
+          <w:szCs w:val="19"/>
+        </w:rPr>
+        <w:t xml:space="preserve">Prenumber the documents, so that </w:t>
       </w:r>
       <w:r>
         <w:rPr>
@@ -11439,7 +10818,7 @@
           <w:sz w:val="15"/>
           <w:szCs w:val="15"/>
         </w:rPr>
-        <w:t xml:space="preserve"> (25) </w:t>
+        <w:t xml:space="preserve"> (27) </w:t>
       </w:r>
       <w:r>
         <w:rPr>
@@ -11447,7 +10826,7 @@
           <w:sz w:val="19"/>
           <w:szCs w:val="19"/>
         </w:rPr>
-        <w:t xml:space="preserve">             </w:t>
+        <w:t xml:space="preserve">              </w:t>
       </w:r>
       <w:r>
         <w:rPr>
@@ -11461,14 +10840,7 @@
           <w:sz w:val="19"/>
           <w:szCs w:val="19"/>
         </w:rPr>
-        <w:t xml:space="preserve"> check on the duty that remains most powerful. </w:t>
-      </w:r>
-      <w:r>
-        <w:rPr>
-          <w:sz w:val="19"/>
-          <w:szCs w:val="19"/>
-        </w:rPr>
-        <w:t xml:space="preserve">Prenumber the documents, so that </w:t>
+        <w:t xml:space="preserve"> can be tested </w:t>
       </w:r>
       <w:r>
         <w:rPr>
@@ -11478,7 +10850,7 @@
           <w:sz w:val="15"/>
           <w:szCs w:val="15"/>
         </w:rPr>
-        <w:t xml:space="preserve"> (26) </w:t>
+        <w:t xml:space="preserve"> (28) </w:t>
       </w:r>
       <w:r>
         <w:rPr>
@@ -11486,7 +10858,7 @@
           <w:sz w:val="19"/>
           <w:szCs w:val="19"/>
         </w:rPr>
-        <w:t xml:space="preserve">              </w:t>
+        <w:t xml:space="preserve">            </w:t>
       </w:r>
       <w:r>
         <w:rPr>
@@ -11500,7 +10872,7 @@
           <w:sz w:val="19"/>
           <w:szCs w:val="19"/>
         </w:rPr>
-        <w:t xml:space="preserve"> can be tested afterwards. </w:t>
+        <w:t xml:space="preserve">. </w:t>
       </w:r>
     </w:p>
     <w:tbl>
@@ -11558,7 +10930,7 @@
                 <w:sz w:val="16"/>
                 <w:szCs w:val="16"/>
               </w:rPr>
-              <w:t xml:space="preserve">duties   ·   invoices   ·   completeness   ·   independent   ·   whichever</w:t>
+              <w:t xml:space="preserve">whichever   ·   cheapest   ·   afterwards   ·   completeness   ·   powerful</w:t>
             </w:r>
           </w:p>
         </w:tc>
@@ -11632,7 +11004,7 @@
           <w:sz w:val="16"/>
           <w:szCs w:val="16"/>
         </w:rPr>
-        <w:t xml:space="preserve">      gaps 27–30</w:t>
+        <w:t xml:space="preserve">      gaps 29–32</w:t>
       </w:r>
     </w:p>
     <w:p>
@@ -11655,7 +11027,7 @@
           <w:sz w:val="15"/>
           <w:szCs w:val="15"/>
         </w:rPr>
-        <w:t xml:space="preserve"> (27) </w:t>
+        <w:t xml:space="preserve"> (29) </w:t>
       </w:r>
       <w:r>
         <w:rPr>
@@ -11687,7 +11059,7 @@
           <w:sz w:val="15"/>
           <w:szCs w:val="15"/>
         </w:rPr>
-        <w:t xml:space="preserve"> (28) </w:t>
+        <w:t xml:space="preserve"> (30) </w:t>
       </w:r>
       <w:r>
         <w:rPr>
@@ -11726,7 +11098,7 @@
           <w:sz w:val="15"/>
           <w:szCs w:val="15"/>
         </w:rPr>
-        <w:t xml:space="preserve"> (29) </w:t>
+        <w:t xml:space="preserve"> (31) </w:t>
       </w:r>
       <w:r>
         <w:rPr>
@@ -11765,7 +11137,7 @@
           <w:sz w:val="15"/>
           <w:szCs w:val="15"/>
         </w:rPr>
-        <w:t xml:space="preserve"> (30) </w:t>
+        <w:t xml:space="preserve"> (32) </w:t>
       </w:r>
       <w:r>
         <w:rPr>
@@ -11846,433 +11218,6 @@
                 <w:szCs w:val="16"/>
               </w:rPr>
               <w:t xml:space="preserve">separates   ·   control   ·   describes   ·   easiest   ·   answering</w:t>
-            </w:r>
-          </w:p>
-        </w:tc>
-      </w:tr>
-    </w:tbl>
-    <w:p/>
-    <w:tbl>
-      <w:tblPr>
-        <w:tblW w:type="pct" w:w="100%"/>
-        <w:tblLayout w:type="fixed"/>
-        <w:tblBorders>
-          <w:top w:val="single" w:color="353A7C" w:sz="6"/>
-          <w:left w:val="single" w:color="353A7C" w:sz="6"/>
-          <w:bottom w:val="single" w:color="353A7C" w:sz="6"/>
-          <w:right w:val="single" w:color="353A7C" w:sz="6"/>
-          <w:insideH w:val="single" w:color="353A7C" w:sz="6"/>
-          <w:insideV w:val="single" w:color="353A7C" w:sz="6"/>
-        </w:tblBorders>
-      </w:tblPr>
-      <w:tblGrid>
-        <w:gridCol w:w="4608"/>
-        <w:gridCol w:w="4992"/>
-      </w:tblGrid>
-      <w:tr>
-        <w:tc>
-          <w:tcPr>
-            <w:tcW w:type="pct" w:w="5000"/>
-            <w:gridSpan w:val="2"/>
-            <w:shd w:fill="353A7C" w:val="clear"/>
-            <w:tcMar>
-              <w:top w:type="dxa" w:w="60"/>
-              <w:left w:type="dxa" w:w="120"/>
-              <w:bottom w:type="dxa" w:w="60"/>
-              <w:right w:type="dxa" w:w="120"/>
-            </w:tcMar>
-          </w:tcPr>
-          <w:p>
-            <w:pPr>
-              <w:spacing w:before="40" w:after="40"/>
-            </w:pPr>
-            <w:r>
-              <w:rPr>
-                <w:b/>
-                <w:bCs/>
-                <w:color w:val="FFFFFF"/>
-                <w:sz w:val="17"/>
-                <w:szCs w:val="17"/>
-              </w:rPr>
-              <w:t xml:space="preserve">Exam view</w:t>
-            </w:r>
-          </w:p>
-        </w:tc>
-      </w:tr>
-      <w:tr>
-        <w:tc>
-          <w:tcPr>
-            <w:tcW w:type="pct" w:w="2400"/>
-            <w:shd w:fill="353A7C" w:val="clear"/>
-            <w:tcMar>
-              <w:top w:type="dxa" w:w="50"/>
-              <w:left w:type="dxa" w:w="110"/>
-              <w:bottom w:type="dxa" w:w="50"/>
-              <w:right w:type="dxa" w:w="110"/>
-            </w:tcMar>
-          </w:tcPr>
-          <w:p>
-            <w:pPr>
-              <w:spacing w:before="30" w:after="30"/>
-            </w:pPr>
-            <w:r>
-              <w:rPr>
-                <w:b/>
-                <w:bCs/>
-                <w:color w:val="FFFFFF"/>
-                <w:sz w:val="15"/>
-                <w:szCs w:val="15"/>
-              </w:rPr>
-              <w:t xml:space="preserve">Item</w:t>
-            </w:r>
-          </w:p>
-        </w:tc>
-        <w:tc>
-          <w:tcPr>
-            <w:tcW w:type="pct" w:w="2600"/>
-            <w:shd w:fill="353A7C" w:val="clear"/>
-            <w:tcMar>
-              <w:top w:type="dxa" w:w="50"/>
-              <w:left w:type="dxa" w:w="110"/>
-              <w:bottom w:type="dxa" w:w="50"/>
-              <w:right w:type="dxa" w:w="110"/>
-            </w:tcMar>
-          </w:tcPr>
-          <w:p>
-            <w:pPr>
-              <w:spacing w:before="30" w:after="30"/>
-            </w:pPr>
-            <w:r>
-              <w:rPr>
-                <w:b/>
-                <w:bCs/>
-                <w:color w:val="FFFFFF"/>
-                <w:sz w:val="15"/>
-                <w:szCs w:val="15"/>
-              </w:rPr>
-              <w:t xml:space="preserve">Answer</w:t>
-            </w:r>
-          </w:p>
-        </w:tc>
-      </w:tr>
-      <w:tr>
-        <w:tc>
-          <w:tcPr>
-            <w:tcW w:type="pct" w:w="2400"/>
-            <w:tcMar>
-              <w:top w:type="dxa" w:w="50"/>
-              <w:left w:type="dxa" w:w="110"/>
-              <w:bottom w:type="dxa" w:w="50"/>
-              <w:right w:type="dxa" w:w="110"/>
-            </w:tcMar>
-          </w:tcPr>
-          <w:p>
-            <w:pPr>
-              <w:spacing w:before="28" w:after="28"/>
-            </w:pPr>
-            <w:r>
-              <w:rPr>
-                <w:sz w:val="15"/>
-                <w:szCs w:val="15"/>
-              </w:rPr>
-              <w:t xml:space="preserve">The storekeeper also keeps the stock records</w:t>
-            </w:r>
-          </w:p>
-        </w:tc>
-        <w:tc>
-          <w:tcPr>
-            <w:tcW w:type="pct" w:w="2600"/>
-            <w:tcMar>
-              <w:top w:type="dxa" w:w="50"/>
-              <w:left w:type="dxa" w:w="110"/>
-              <w:bottom w:type="dxa" w:w="50"/>
-              <w:right w:type="dxa" w:w="110"/>
-            </w:tcMar>
-          </w:tcPr>
-          <w:p>
-            <w:pPr>
-              <w:spacing w:before="28" w:after="28"/>
-            </w:pPr>
-            <w:r>
-              <w:rPr>
-                <w:sz w:val="15"/>
-                <w:szCs w:val="15"/>
-              </w:rPr>
-              <w:t xml:space="preserve"/>
-            </w:r>
-            <w:r>
-              <w:rPr>
-                <w:b/>
-                <w:bCs/>
-                <w:color w:val="8186EF"/>
-                <w:sz w:val="14"/>
-                <w:szCs w:val="14"/>
-              </w:rPr>
-              <w:t xml:space="preserve"> (31) </w:t>
-            </w:r>
-            <w:r>
-              <w:rPr>
-                <w:u w:val="single"/>
-                <w:sz w:val="15"/>
-                <w:szCs w:val="15"/>
-              </w:rPr>
-              <w:t xml:space="preserve">              </w:t>
-            </w:r>
-            <w:r>
-              <w:rPr>
-                <w:sz w:val="15"/>
-                <w:szCs w:val="15"/>
-              </w:rPr>
-              <w:t xml:space="preserve"> </w:t>
-            </w:r>
-            <w:r>
-              <w:rPr>
-                <w:sz w:val="15"/>
-                <w:szCs w:val="15"/>
-              </w:rPr>
-              <w:t xml:space="preserve"> and recording — he can remove stock and adjust the record to match</w:t>
-            </w:r>
-          </w:p>
-        </w:tc>
-      </w:tr>
-      <w:tr>
-        <w:tc>
-          <w:tcPr>
-            <w:tcW w:type="pct" w:w="2400"/>
-            <w:shd w:fill="FBFAF6" w:val="clear"/>
-            <w:tcMar>
-              <w:top w:type="dxa" w:w="50"/>
-              <w:left w:type="dxa" w:w="110"/>
-              <w:bottom w:type="dxa" w:w="50"/>
-              <w:right w:type="dxa" w:w="110"/>
-            </w:tcMar>
-          </w:tcPr>
-          <w:p>
-            <w:pPr>
-              <w:spacing w:before="28" w:after="28"/>
-            </w:pPr>
-            <w:r>
-              <w:rPr>
-                <w:sz w:val="15"/>
-                <w:szCs w:val="15"/>
-              </w:rPr>
-              <w:t xml:space="preserve">The cashier performs the bank reconciliation</w:t>
-            </w:r>
-          </w:p>
-        </w:tc>
-        <w:tc>
-          <w:tcPr>
-            <w:tcW w:type="pct" w:w="2600"/>
-            <w:shd w:fill="FBFAF6" w:val="clear"/>
-            <w:tcMar>
-              <w:top w:type="dxa" w:w="50"/>
-              <w:left w:type="dxa" w:w="110"/>
-              <w:bottom w:type="dxa" w:w="50"/>
-              <w:right w:type="dxa" w:w="110"/>
-            </w:tcMar>
-          </w:tcPr>
-          <w:p>
-            <w:pPr>
-              <w:spacing w:before="28" w:after="28"/>
-            </w:pPr>
-            <w:r>
-              <w:rPr>
-                <w:sz w:val="15"/>
-                <w:szCs w:val="15"/>
-              </w:rPr>
-              <w:t xml:space="preserve">Why: the person holding the cash certifies that the records agree with it, so a shortage can be hidden</w:t>
-            </w:r>
-          </w:p>
-        </w:tc>
-      </w:tr>
-      <w:tr>
-        <w:tc>
-          <w:tcPr>
-            <w:tcW w:type="pct" w:w="2400"/>
-            <w:tcMar>
-              <w:top w:type="dxa" w:w="50"/>
-              <w:left w:type="dxa" w:w="110"/>
-              <w:bottom w:type="dxa" w:w="50"/>
-              <w:right w:type="dxa" w:w="110"/>
-            </w:tcMar>
-          </w:tcPr>
-          <w:p>
-            <w:pPr>
-              <w:spacing w:before="28" w:after="28"/>
-            </w:pPr>
-            <w:r>
-              <w:rPr>
-                <w:sz w:val="15"/>
-                <w:szCs w:val="15"/>
-              </w:rPr>
-              <w:t xml:space="preserve">The buyer approves suppliers and releases payment</w:t>
-            </w:r>
-          </w:p>
-        </w:tc>
-        <w:tc>
-          <w:tcPr>
-            <w:tcW w:type="pct" w:w="2600"/>
-            <w:tcMar>
-              <w:top w:type="dxa" w:w="50"/>
-              <w:left w:type="dxa" w:w="110"/>
-              <w:bottom w:type="dxa" w:w="50"/>
-              <w:right w:type="dxa" w:w="110"/>
-            </w:tcMar>
-          </w:tcPr>
-          <w:p>
-            <w:pPr>
-              <w:spacing w:before="28" w:after="28"/>
-            </w:pPr>
-            <w:r>
-              <w:rPr>
-                <w:sz w:val="15"/>
-                <w:szCs w:val="15"/>
-              </w:rPr>
-              <w:t xml:space="preserve">Authorization and custody — he can approve a payment to himself and collect it</w:t>
-            </w:r>
-          </w:p>
-        </w:tc>
-      </w:tr>
-      <w:tr>
-        <w:tc>
-          <w:tcPr>
-            <w:tcW w:type="pct" w:w="2400"/>
-            <w:shd w:fill="FBFAF6" w:val="clear"/>
-            <w:tcMar>
-              <w:top w:type="dxa" w:w="50"/>
-              <w:left w:type="dxa" w:w="110"/>
-              <w:bottom w:type="dxa" w:w="50"/>
-              <w:right w:type="dxa" w:w="110"/>
-            </w:tcMar>
-          </w:tcPr>
-          <w:p>
-            <w:pPr>
-              <w:spacing w:before="28" w:after="28"/>
-            </w:pPr>
-            <w:r>
-              <w:rPr>
-                <w:sz w:val="15"/>
-                <w:szCs w:val="15"/>
-              </w:rPr>
-              <w:t xml:space="preserve">The clerk who posts an error also reviews the exception report</w:t>
-            </w:r>
-          </w:p>
-        </w:tc>
-        <w:tc>
-          <w:tcPr>
-            <w:tcW w:type="pct" w:w="2600"/>
-            <w:shd w:fill="FBFAF6" w:val="clear"/>
-            <w:tcMar>
-              <w:top w:type="dxa" w:w="50"/>
-              <w:left w:type="dxa" w:w="110"/>
-              <w:bottom w:type="dxa" w:w="50"/>
-              <w:right w:type="dxa" w:w="110"/>
-            </w:tcMar>
-          </w:tcPr>
-          <w:p>
-            <w:pPr>
-              <w:spacing w:before="28" w:after="28"/>
-            </w:pPr>
-            <w:r>
-              <w:rPr>
-                <w:sz w:val="15"/>
-                <w:szCs w:val="15"/>
-              </w:rPr>
-              <w:t xml:space="preserve">Recording and </w:t>
-            </w:r>
-            <w:r>
-              <w:rPr>
-                <w:b/>
-                <w:bCs/>
-                <w:color w:val="8186EF"/>
-                <w:sz w:val="14"/>
-                <w:szCs w:val="14"/>
-              </w:rPr>
-              <w:t xml:space="preserve"> (32) </w:t>
-            </w:r>
-            <w:r>
-              <w:rPr>
-                <w:u w:val="single"/>
-                <w:sz w:val="15"/>
-                <w:szCs w:val="15"/>
-              </w:rPr>
-              <w:t xml:space="preserve">              </w:t>
-            </w:r>
-            <w:r>
-              <w:rPr>
-                <w:sz w:val="15"/>
-                <w:szCs w:val="15"/>
-              </w:rPr>
-              <w:t xml:space="preserve"> </w:t>
-            </w:r>
-            <w:r>
-              <w:rPr>
-                <w:sz w:val="15"/>
-                <w:szCs w:val="15"/>
-              </w:rPr>
-              <w:t xml:space="preserve"> — she can certify that her own mistake is acceptable</w:t>
-            </w:r>
-          </w:p>
-        </w:tc>
-      </w:tr>
-    </w:tbl>
-    <w:p/>
-    <w:tbl>
-      <w:tblPr>
-        <w:tblW w:type="pct" w:w="100%"/>
-        <w:tblLayout w:type="fixed"/>
-        <w:tblBorders>
-          <w:top w:val="single" w:color="FBFAF6" w:sz="4"/>
-          <w:left w:val="single" w:color="FBFAF6" w:sz="4"/>
-          <w:bottom w:val="single" w:color="FBFAF6" w:sz="4"/>
-          <w:right w:val="single" w:color="FBFAF6" w:sz="4"/>
-          <w:insideH w:val="single" w:color="FBFAF6" w:sz="4"/>
-          <w:insideV w:val="single" w:color="FBFAF6" w:sz="4"/>
-        </w:tblBorders>
-      </w:tblPr>
-      <w:tblGrid>
-        <w:gridCol w:w="9600"/>
-      </w:tblGrid>
-      <w:tr>
-        <w:tc>
-          <w:tcPr>
-            <w:tcW w:type="pct" w:w="5000"/>
-            <w:shd w:fill="FBFAF6" w:val="clear"/>
-            <w:tcMar>
-              <w:top w:type="dxa" w:w="40"/>
-              <w:left w:type="dxa" w:w="100"/>
-              <w:bottom w:type="dxa" w:w="40"/>
-              <w:right w:type="dxa" w:w="100"/>
-            </w:tcMar>
-          </w:tcPr>
-          <w:p>
-            <w:pPr>
-              <w:spacing w:before="18" w:after="6"/>
-            </w:pPr>
-            <w:r>
-              <w:rPr>
-                <w:b/>
-                <w:bCs/>
-                <w:color w:val="6B7280"/>
-                <w:sz w:val="14"/>
-                <w:szCs w:val="14"/>
-              </w:rPr>
-              <w:t xml:space="preserve">word list</w:t>
-            </w:r>
-          </w:p>
-          <w:p>
-            <w:pPr>
-              <w:spacing w:before="0" w:after="18"/>
-            </w:pPr>
-            <w:r>
-              <w:rPr>
-                <w:b/>
-                <w:bCs/>
-                <w:color w:val="353A7C"/>
-                <w:sz w:val="16"/>
-                <w:szCs w:val="16"/>
-              </w:rPr>
-              <w:t xml:space="preserve">Authorization   ·   reconciliation   ·   Custody</w:t>
             </w:r>
           </w:p>
         </w:tc>
@@ -12321,7 +11266,7 @@
                 <w:sz w:val="17"/>
                 <w:szCs w:val="17"/>
               </w:rPr>
-              <w:t xml:space="preserve">Person and duty — Category</w:t>
+              <w:t xml:space="preserve">Exam view</w:t>
             </w:r>
           </w:p>
         </w:tc>
@@ -12641,25 +11586,13 @@
                 <w:sz w:val="16"/>
                 <w:szCs w:val="16"/>
               </w:rPr>
-              <w:t xml:space="preserve">Recording   ·   custody   ·   Reconciliation</w:t>
+              <w:t xml:space="preserve">Reconciliation   ·   Recording   ·   Authorization</w:t>
             </w:r>
           </w:p>
         </w:tc>
       </w:tr>
     </w:tbl>
     <w:p/>
-    <w:p>
-      <w:pPr>
-        <w:pageBreakBefore w:val="true"/>
-        <w:spacing w:after="0"/>
-      </w:pPr>
-      <w:r>
-        <w:rPr>
-          <w:sz w:val="2"/>
-        </w:rPr>
-        <w:t xml:space="preserve"> </w:t>
-      </w:r>
-    </w:p>
     <w:p>
       <w:pPr>
         <w:spacing w:before="44" w:after="10"/>
@@ -12926,7 +11859,7 @@
                 <w:sz w:val="16"/>
                 <w:szCs w:val="16"/>
               </w:rPr>
-              <w:t xml:space="preserve">independent</w:t>
+              <w:t xml:space="preserve">quarterly</w:t>
             </w:r>
           </w:p>
         </w:tc>
@@ -12994,7 +11927,7 @@
                 <w:sz w:val="16"/>
                 <w:szCs w:val="16"/>
               </w:rPr>
-              <w:t xml:space="preserve">authorization</w:t>
+              <w:t xml:space="preserve">together</w:t>
             </w:r>
           </w:p>
         </w:tc>
@@ -13062,7 +11995,7 @@
                 <w:sz w:val="16"/>
                 <w:szCs w:val="16"/>
               </w:rPr>
-              <w:t xml:space="preserve">He can remove stock and adjust the record to match</w:t>
+              <w:t xml:space="preserve">Custody and recording</w:t>
             </w:r>
           </w:p>
         </w:tc>
@@ -13130,7 +12063,7 @@
                 <w:sz w:val="16"/>
                 <w:szCs w:val="16"/>
               </w:rPr>
-              <w:t xml:space="preserve">She can certify that her own mistake is acceptable</w:t>
+              <w:t xml:space="preserve">Custody and reconciliation</w:t>
             </w:r>
           </w:p>
         </w:tc>
@@ -13198,7 +12131,7 @@
                 <w:sz w:val="16"/>
                 <w:szCs w:val="16"/>
               </w:rPr>
-              <w:t xml:space="preserve">duties</w:t>
+              <w:t xml:space="preserve">He can approve a payment to himself and collect it</w:t>
             </w:r>
           </w:p>
         </w:tc>
@@ -13266,7 +12199,7 @@
                 <w:sz w:val="16"/>
                 <w:szCs w:val="16"/>
               </w:rPr>
-              <w:t xml:space="preserve">whichever</w:t>
+              <w:t xml:space="preserve">She can certify that her own mistake is acceptable</w:t>
             </w:r>
           </w:p>
         </w:tc>
@@ -13334,7 +12267,7 @@
                 <w:sz w:val="16"/>
                 <w:szCs w:val="16"/>
               </w:rPr>
-              <w:t xml:space="preserve">independent</w:t>
+              <w:t xml:space="preserve">whichever</w:t>
             </w:r>
           </w:p>
         </w:tc>
@@ -13369,7 +12302,7 @@
                 <w:sz w:val="16"/>
                 <w:szCs w:val="16"/>
               </w:rPr>
-              <w:t xml:space="preserve">reconciliation</w:t>
+              <w:t xml:space="preserve">elsewhere</w:t>
             </w:r>
           </w:p>
         </w:tc>
@@ -13402,7 +12335,7 @@
                 <w:sz w:val="16"/>
                 <w:szCs w:val="16"/>
               </w:rPr>
-              <w:t xml:space="preserve">completeness</w:t>
+              <w:t xml:space="preserve">powerful</w:t>
             </w:r>
           </w:p>
         </w:tc>
@@ -13470,7 +12403,7 @@
                 <w:sz w:val="16"/>
                 <w:szCs w:val="16"/>
               </w:rPr>
-              <w:t xml:space="preserve">describes</w:t>
+              <w:t xml:space="preserve">completeness</w:t>
             </w:r>
           </w:p>
         </w:tc>
@@ -13538,7 +12471,7 @@
                 <w:sz w:val="16"/>
                 <w:szCs w:val="16"/>
               </w:rPr>
-              <w:t xml:space="preserve">control</w:t>
+              <w:t xml:space="preserve">afterwards</w:t>
             </w:r>
           </w:p>
         </w:tc>
@@ -13606,7 +12539,7 @@
                 <w:sz w:val="16"/>
                 <w:szCs w:val="16"/>
               </w:rPr>
-              <w:t xml:space="preserve">answering</w:t>
+              <w:t xml:space="preserve">describes</w:t>
             </w:r>
           </w:p>
         </w:tc>
@@ -13674,7 +12607,7 @@
                 <w:sz w:val="16"/>
                 <w:szCs w:val="16"/>
               </w:rPr>
-              <w:t xml:space="preserve">separates</w:t>
+              <w:t xml:space="preserve">control</w:t>
             </w:r>
           </w:p>
         </w:tc>
@@ -13742,7 +12675,7 @@
                 <w:sz w:val="16"/>
                 <w:szCs w:val="16"/>
               </w:rPr>
-              <w:t xml:space="preserve">Custody</w:t>
+              <w:t xml:space="preserve">answering</w:t>
             </w:r>
           </w:p>
         </w:tc>
@@ -13810,7 +12743,7 @@
                 <w:sz w:val="16"/>
                 <w:szCs w:val="16"/>
               </w:rPr>
-              <w:t xml:space="preserve">reconciliation</w:t>
+              <w:t xml:space="preserve">separates</w:t>
             </w:r>
           </w:p>
         </w:tc>
@@ -13981,7 +12914,7 @@
                 <w:sz w:val="16"/>
                 <w:szCs w:val="16"/>
               </w:rPr>
-              <w:t xml:space="preserve">payment</w:t>
+              <w:t xml:space="preserve">signatures</w:t>
             </w:r>
           </w:p>
         </w:tc>
@@ -14049,7 +12982,7 @@
                 <w:sz w:val="16"/>
                 <w:szCs w:val="16"/>
               </w:rPr>
-              <w:t xml:space="preserve">signatures</w:t>
+              <w:t xml:space="preserve">printed</w:t>
             </w:r>
           </w:p>
         </w:tc>
@@ -14481,7 +13414,7 @@
               <w:sz w:val="16"/>
               <w:szCs w:val="16"/>
             </w:rPr>
-            <w:t xml:space="preserve"> of 3</w:t>
+            <w:t xml:space="preserve"> of 2</w:t>
           </w:r>
         </w:p>
       </w:tc>
